--- a/arb/docx/39.content.docx
+++ b/arb/docx/39.content.docx
@@ -393,20 +393,14 @@
         </w:rPr>
         <w:t>يمكن ترجمة الوصف في عنوان السفر (</w:t>
       </w:r>
-      <w:hyperlink r:id="rId13">
-        <w:r>
-          <w:rPr>
-            <w:rtl/>
-            <w:cs/>
-            <w:lang w:val="ar_AE" w:bidi="ar_AE"/>
-          </w:rPr>
-          <w:rPr>
-            <w:color w:val="0000EE"/>
-            <w:u w:val="single"/>
-          </w:rPr>
-          <w:t>1:1</w:t>
-        </w:r>
-      </w:hyperlink>
+      <w:r>
+        <w:rPr>
+          <w:rtl/>
+          <w:cs/>
+          <w:lang w:val="ar_AE" w:bidi="ar_AE"/>
+        </w:rPr>
+        <w:t>1:1</w:t>
+      </w:r>
       <w:r>
         <w:rPr>
           <w:rtl/>
@@ -415,20 +409,14 @@
         </w:rPr>
         <w:t xml:space="preserve">) إما "وحي كلمة الرب لإسرائيل عن يد ملاخي" أو "وحي كلمة الرب لإسرائيل عن يد رسولي (ملاكي)". يظهر التعبير الأخير في تلك الجملة أيضًا في </w:t>
       </w:r>
-      <w:hyperlink r:id="rId14">
-        <w:r>
-          <w:rPr>
-            <w:rtl/>
-            <w:cs/>
-            <w:lang w:val="ar_AE" w:bidi="ar_AE"/>
-          </w:rPr>
-          <w:rPr>
-            <w:color w:val="0000EE"/>
-            <w:u w:val="single"/>
-          </w:rPr>
-          <w:t>3:1</w:t>
-        </w:r>
-      </w:hyperlink>
+      <w:r>
+        <w:rPr>
+          <w:rtl/>
+          <w:cs/>
+          <w:lang w:val="ar_AE" w:bidi="ar_AE"/>
+        </w:rPr>
+        <w:t>3:1</w:t>
+      </w:r>
       <w:r>
         <w:rPr>
           <w:rtl/>
@@ -8402,20 +8390,14 @@
         </w:rPr>
         <w:t xml:space="preserve">انظر كيف ترجمت التعبير المشابه في </w:t>
       </w:r>
-      <w:hyperlink r:id="rId15">
-        <w:r>
-          <w:rPr>
-            <w:rtl/>
-            <w:cs/>
-            <w:lang w:val="ar_AE" w:bidi="ar_AE"/>
-          </w:rPr>
-          <w:rPr>
-            <w:color w:val="0000EE"/>
-            <w:u w:val="single"/>
-          </w:rPr>
-          <w:t>1:8</w:t>
-        </w:r>
-      </w:hyperlink>
+      <w:r>
+        <w:rPr>
+          <w:rtl/>
+          <w:cs/>
+          <w:lang w:val="ar_AE" w:bidi="ar_AE"/>
+        </w:rPr>
+        <w:t>1:8</w:t>
+      </w:r>
       <w:r>
         <w:rPr>
           <w:rtl/>
@@ -9740,20 +9722,14 @@
         </w:rPr>
         <w:t xml:space="preserve">بمعنى سمعته. انظر كيف ترجمتَ التعبير نفسه في </w:t>
       </w:r>
-      <w:hyperlink r:id="rId16">
-        <w:r>
-          <w:rPr>
-            <w:rtl/>
-            <w:cs/>
-            <w:lang w:val="ar_AE" w:bidi="ar_AE"/>
-          </w:rPr>
-          <w:rPr>
-            <w:color w:val="0000EE"/>
-            <w:u w:val="single"/>
-          </w:rPr>
-          <w:t>1:6</w:t>
-        </w:r>
-      </w:hyperlink>
+      <w:r>
+        <w:rPr>
+          <w:rtl/>
+          <w:cs/>
+          <w:lang w:val="ar_AE" w:bidi="ar_AE"/>
+        </w:rPr>
+        <w:t>1:6</w:t>
+      </w:r>
       <w:r>
         <w:rPr>
           <w:rtl/>
@@ -10566,20 +10542,14 @@
         </w:rPr>
         <w:t xml:space="preserve">لاحظ كيف ترجمت نفس التعبير في </w:t>
       </w:r>
-      <w:hyperlink r:id="rId17">
-        <w:r>
-          <w:rPr>
-            <w:rtl/>
-            <w:cs/>
-            <w:lang w:val="ar_AE" w:bidi="ar_AE"/>
-          </w:rPr>
-          <w:rPr>
-            <w:color w:val="0000EE"/>
-            <w:u w:val="single"/>
-          </w:rPr>
-          <w:t>1:7</w:t>
-        </w:r>
-      </w:hyperlink>
+      <w:r>
+        <w:rPr>
+          <w:rtl/>
+          <w:cs/>
+          <w:lang w:val="ar_AE" w:bidi="ar_AE"/>
+        </w:rPr>
+        <w:t>1:7</w:t>
+      </w:r>
       <w:r>
         <w:rPr>
           <w:rtl/>
@@ -10742,20 +10712,14 @@
         </w:rPr>
         <w:t xml:space="preserve">في عبارة مُشابهة في (ملاخي </w:t>
       </w:r>
-      <w:hyperlink r:id="rId17">
-        <w:r>
-          <w:rPr>
-            <w:rtl/>
-            <w:cs/>
-            <w:lang w:val="ar_AE" w:bidi="ar_AE"/>
-          </w:rPr>
-          <w:rPr>
-            <w:color w:val="0000EE"/>
-            <w:u w:val="single"/>
-          </w:rPr>
-          <w:t>1:7</w:t>
-        </w:r>
-      </w:hyperlink>
+      <w:r>
+        <w:rPr>
+          <w:rtl/>
+          <w:cs/>
+          <w:lang w:val="ar_AE" w:bidi="ar_AE"/>
+        </w:rPr>
+        <w:t>1:7</w:t>
+      </w:r>
       <w:r>
         <w:rPr>
           <w:rtl/>
@@ -13872,20 +13836,14 @@
         </w:rPr>
         <w:t xml:space="preserve">هنا يبدو أن الرب يشير ضمنيًا إلى ما قاله في </w:t>
       </w:r>
-      <w:hyperlink r:id="rId18">
-        <w:r>
-          <w:rPr>
-            <w:rtl/>
-            <w:cs/>
-            <w:lang w:val="ar_AE" w:bidi="ar_AE"/>
-          </w:rPr>
-          <w:rPr>
-            <w:color w:val="0000EE"/>
-            <w:u w:val="single"/>
-          </w:rPr>
-          <w:t>العدد 25:12–13</w:t>
-        </w:r>
-      </w:hyperlink>
+      <w:r>
+        <w:rPr>
+          <w:rtl/>
+          <w:cs/>
+          <w:lang w:val="ar_AE" w:bidi="ar_AE"/>
+        </w:rPr>
+        <w:t>العدد 25:12–13</w:t>
+      </w:r>
       <w:r>
         <w:rPr>
           <w:rtl/>
@@ -14012,20 +13970,14 @@
         </w:rPr>
         <w:t xml:space="preserve"> أيضًا أن هذا كان عهدًا دائمًا لن ينتهي. تشير الملاحظات على </w:t>
       </w:r>
-      <w:hyperlink r:id="rId19">
-        <w:r>
-          <w:rPr>
-            <w:rtl/>
-            <w:cs/>
-            <w:lang w:val="ar_AE" w:bidi="ar_AE"/>
-          </w:rPr>
-          <w:rPr>
-            <w:color w:val="0000EE"/>
-            <w:u w:val="single"/>
-          </w:rPr>
-          <w:t>2:5</w:t>
-        </w:r>
-      </w:hyperlink>
+      <w:r>
+        <w:rPr>
+          <w:rtl/>
+          <w:cs/>
+          <w:lang w:val="ar_AE" w:bidi="ar_AE"/>
+        </w:rPr>
+        <w:t>2:5</w:t>
+      </w:r>
       <w:r>
         <w:rPr>
           <w:rtl/>
@@ -14413,20 +14365,14 @@
         </w:rPr>
         <w:t xml:space="preserve">لاحظ كيف ترجمت نفس التعبير في </w:t>
       </w:r>
-      <w:hyperlink r:id="rId20">
-        <w:r>
-          <w:rPr>
-            <w:rtl/>
-            <w:cs/>
-            <w:lang w:val="ar_AE" w:bidi="ar_AE"/>
-          </w:rPr>
-          <w:rPr>
-            <w:color w:val="0000EE"/>
-            <w:u w:val="single"/>
-          </w:rPr>
-          <w:t>1:9</w:t>
-        </w:r>
-      </w:hyperlink>
+      <w:r>
+        <w:rPr>
+          <w:rtl/>
+          <w:cs/>
+          <w:lang w:val="ar_AE" w:bidi="ar_AE"/>
+        </w:rPr>
+        <w:t>1:9</w:t>
+      </w:r>
       <w:r>
         <w:rPr>
           <w:rtl/>
@@ -16863,20 +16809,14 @@
         </w:rPr>
         <w:t xml:space="preserve">. ويقول في </w:t>
       </w:r>
-      <w:hyperlink r:id="rId21">
-        <w:r>
-          <w:rPr>
-            <w:rtl/>
-            <w:cs/>
-            <w:lang w:val="ar_AE" w:bidi="ar_AE"/>
-          </w:rPr>
-          <w:rPr>
-            <w:color w:val="0000EE"/>
-            <w:u w:val="single"/>
-          </w:rPr>
-          <w:t>3:3</w:t>
-        </w:r>
-      </w:hyperlink>
+      <w:r>
+        <w:rPr>
+          <w:rtl/>
+          <w:cs/>
+          <w:lang w:val="ar_AE" w:bidi="ar_AE"/>
+        </w:rPr>
+        <w:t>3:3</w:t>
+      </w:r>
       <w:r>
         <w:rPr>
           <w:rtl/>
@@ -20811,20 +20751,14 @@
         </w:rPr>
         <w:t xml:space="preserve">انظر كيف ترجمت الصورة المشابهة في </w:t>
       </w:r>
-      <w:hyperlink r:id="rId22">
-        <w:r>
-          <w:rPr>
-            <w:rtl/>
-            <w:cs/>
-            <w:lang w:val="ar_AE" w:bidi="ar_AE"/>
-          </w:rPr>
-          <w:rPr>
-            <w:color w:val="0000EE"/>
-            <w:u w:val="single"/>
-          </w:rPr>
-          <w:t>2:6</w:t>
-        </w:r>
-      </w:hyperlink>
+      <w:r>
+        <w:rPr>
+          <w:rtl/>
+          <w:cs/>
+          <w:lang w:val="ar_AE" w:bidi="ar_AE"/>
+        </w:rPr>
+        <w:t>2:6</w:t>
+      </w:r>
       <w:r>
         <w:rPr>
           <w:rtl/>
@@ -21363,20 +21297,14 @@
         </w:rPr>
         <w:t xml:space="preserve">هؤلاء الكهنة، أي أفسدوه فعليًا وجعلوه عديم الفائدة، مثل المحاصيل التي تأكلها الآفات والتي وُصفت بنفس المصطلح في </w:t>
       </w:r>
-      <w:hyperlink r:id="rId23">
-        <w:r>
-          <w:rPr>
-            <w:rtl/>
-            <w:cs/>
-            <w:lang w:val="ar_AE" w:bidi="ar_AE"/>
-          </w:rPr>
-          <w:rPr>
-            <w:color w:val="0000EE"/>
-            <w:u w:val="single"/>
-          </w:rPr>
-          <w:t>3:11</w:t>
-        </w:r>
-      </w:hyperlink>
+      <w:r>
+        <w:rPr>
+          <w:rtl/>
+          <w:cs/>
+          <w:lang w:val="ar_AE" w:bidi="ar_AE"/>
+        </w:rPr>
+        <w:t>3:11</w:t>
+      </w:r>
       <w:r>
         <w:rPr>
           <w:rtl/>
@@ -21539,20 +21467,14 @@
         </w:rPr>
         <w:t xml:space="preserve">انظر كيف ترجمت نفس التعبير في </w:t>
       </w:r>
-      <w:hyperlink r:id="rId24">
-        <w:r>
-          <w:rPr>
-            <w:rtl/>
-            <w:cs/>
-            <w:lang w:val="ar_AE" w:bidi="ar_AE"/>
-          </w:rPr>
-          <w:rPr>
-            <w:color w:val="0000EE"/>
-            <w:u w:val="single"/>
-          </w:rPr>
-          <w:t>2:4</w:t>
-        </w:r>
-      </w:hyperlink>
+      <w:r>
+        <w:rPr>
+          <w:rtl/>
+          <w:cs/>
+          <w:lang w:val="ar_AE" w:bidi="ar_AE"/>
+        </w:rPr>
+        <w:t>2:4</w:t>
+      </w:r>
       <w:r>
         <w:rPr>
           <w:rtl/>
@@ -21715,20 +21637,14 @@
         </w:rPr>
         <w:t xml:space="preserve">انظر كيف ترجمت التعبير المماثل في </w:t>
       </w:r>
-      <w:hyperlink r:id="rId15">
-        <w:r>
-          <w:rPr>
-            <w:rtl/>
-            <w:cs/>
-            <w:lang w:val="ar_AE" w:bidi="ar_AE"/>
-          </w:rPr>
-          <w:rPr>
-            <w:color w:val="0000EE"/>
-            <w:u w:val="single"/>
-          </w:rPr>
-          <w:t>1:8</w:t>
-        </w:r>
-      </w:hyperlink>
+      <w:r>
+        <w:rPr>
+          <w:rtl/>
+          <w:cs/>
+          <w:lang w:val="ar_AE" w:bidi="ar_AE"/>
+        </w:rPr>
+        <w:t>1:8</w:t>
+      </w:r>
       <w:r>
         <w:rPr>
           <w:rtl/>
@@ -27678,20 +27594,14 @@
         </w:rPr>
         <w:t xml:space="preserve"> للإشارة إلى أنهم على وشك القيام بشيء ما. انظر كيف ترجمت التعبير المشابه في </w:t>
       </w:r>
-      <w:hyperlink r:id="rId25">
-        <w:r>
-          <w:rPr>
-            <w:rtl/>
-            <w:cs/>
-            <w:lang w:val="ar_AE" w:bidi="ar_AE"/>
-          </w:rPr>
-          <w:rPr>
-            <w:color w:val="0000EE"/>
-            <w:u w:val="single"/>
-          </w:rPr>
-          <w:t>2:3</w:t>
-        </w:r>
-      </w:hyperlink>
+      <w:r>
+        <w:rPr>
+          <w:rtl/>
+          <w:cs/>
+          <w:lang w:val="ar_AE" w:bidi="ar_AE"/>
+        </w:rPr>
+        <w:t>2:3</w:t>
+      </w:r>
       <w:r>
         <w:rPr>
           <w:rtl/>
@@ -28178,20 +28088,14 @@
         </w:rPr>
         <w:t xml:space="preserve">يستخدم الربّ هذه الكلمة لجذب انتباه الناس. انظر كيف ترجمت استخدامًا مشابهًا لهذه الكلمة في </w:t>
       </w:r>
-      <w:hyperlink r:id="rId26">
-        <w:r>
-          <w:rPr>
-            <w:rtl/>
-            <w:cs/>
-            <w:lang w:val="ar_AE" w:bidi="ar_AE"/>
-          </w:rPr>
-          <w:rPr>
-            <w:color w:val="0000EE"/>
-            <w:u w:val="single"/>
-          </w:rPr>
-          <w:t>1:13</w:t>
-        </w:r>
-      </w:hyperlink>
+      <w:r>
+        <w:rPr>
+          <w:rtl/>
+          <w:cs/>
+          <w:lang w:val="ar_AE" w:bidi="ar_AE"/>
+        </w:rPr>
+        <w:t>1:13</w:t>
+      </w:r>
       <w:r>
         <w:rPr>
           <w:rtl/>
@@ -31346,20 +31250,14 @@
         </w:rPr>
         <w:t xml:space="preserve">يتحدث الربّ عن بني إسرائيل كما لو كانوا أبناء سلفهم يعقوب. انظر كيف ترجمت التعبير المماثل في </w:t>
       </w:r>
-      <w:hyperlink r:id="rId21">
-        <w:r>
-          <w:rPr>
-            <w:rtl/>
-            <w:cs/>
-            <w:lang w:val="ar_AE" w:bidi="ar_AE"/>
-          </w:rPr>
-          <w:rPr>
-            <w:color w:val="0000EE"/>
-            <w:u w:val="single"/>
-          </w:rPr>
-          <w:t>3:3</w:t>
-        </w:r>
-      </w:hyperlink>
+      <w:r>
+        <w:rPr>
+          <w:rtl/>
+          <w:cs/>
+          <w:lang w:val="ar_AE" w:bidi="ar_AE"/>
+        </w:rPr>
+        <w:t>3:3</w:t>
+      </w:r>
       <w:r>
         <w:rPr>
           <w:rtl/>
@@ -32171,20 +32069,14 @@
         </w:rPr>
         <w:t xml:space="preserve">" للحصول على معلومات، بل يطرح السؤال ويجيب عنه بنفسه. انظر كيف ترجمت الحالة المماثلة في </w:t>
       </w:r>
-      <w:hyperlink r:id="rId27">
-        <w:r>
-          <w:rPr>
-            <w:rtl/>
-            <w:cs/>
-            <w:lang w:val="ar_AE" w:bidi="ar_AE"/>
-          </w:rPr>
-          <w:rPr>
-            <w:color w:val="0000EE"/>
-            <w:u w:val="single"/>
-          </w:rPr>
-          <w:t>2:15</w:t>
-        </w:r>
-      </w:hyperlink>
+      <w:r>
+        <w:rPr>
+          <w:rtl/>
+          <w:cs/>
+          <w:lang w:val="ar_AE" w:bidi="ar_AE"/>
+        </w:rPr>
+        <w:t>2:15</w:t>
+      </w:r>
       <w:r>
         <w:rPr>
           <w:rtl/>
@@ -38503,20 +38395,14 @@
         </w:rPr>
         <w:t>بينما قد يكون مستمعو ملاخي والأجيال اللاحقة من اليهود قد توقعوا أن تتحقق هذه النبوة بعودة إيليا نفسه، فقد أوضح يسوع أنها تحققت من خلال حياة وشهادة يوحنا المعمدان (</w:t>
       </w:r>
-      <w:hyperlink r:id="rId28">
-        <w:r>
-          <w:rPr>
-            <w:rtl/>
-            <w:cs/>
-            <w:lang w:val="ar_AE" w:bidi="ar_AE"/>
-          </w:rPr>
-          <w:rPr>
-            <w:color w:val="0000EE"/>
-            <w:u w:val="single"/>
-          </w:rPr>
-          <w:t>متى 17:10–13</w:t>
-        </w:r>
-      </w:hyperlink>
+      <w:r>
+        <w:rPr>
+          <w:rtl/>
+          <w:cs/>
+          <w:lang w:val="ar_AE" w:bidi="ar_AE"/>
+        </w:rPr>
+        <w:t>متى 17:10–13</w:t>
+      </w:r>
       <w:r>
         <w:rPr>
           <w:rtl/>
@@ -41197,20 +41083,14 @@
         </w:rPr>
         <w:t xml:space="preserve">انظر كيف ترجمت هذا التعبير في </w:t>
       </w:r>
-      <w:hyperlink r:id="rId29">
-        <w:r>
-          <w:rPr>
-            <w:rtl/>
-            <w:cs/>
-            <w:lang w:val="ar_AE" w:bidi="ar_AE"/>
-          </w:rPr>
-          <w:rPr>
-            <w:color w:val="0000EE"/>
-            <w:u w:val="single"/>
-          </w:rPr>
-          <w:t>3:17</w:t>
-        </w:r>
-      </w:hyperlink>
+      <w:r>
+        <w:rPr>
+          <w:rtl/>
+          <w:cs/>
+          <w:lang w:val="ar_AE" w:bidi="ar_AE"/>
+        </w:rPr>
+        <w:t>3:17</w:t>
+      </w:r>
       <w:r>
         <w:rPr>
           <w:rtl/>
@@ -41698,20 +41578,14 @@
         </w:rPr>
         <w:t xml:space="preserve">انظر كيف ترجمت هذا التعبير في </w:t>
       </w:r>
-      <w:hyperlink r:id="rId30">
-        <w:r>
-          <w:rPr>
-            <w:rtl/>
-            <w:cs/>
-            <w:lang w:val="ar_AE" w:bidi="ar_AE"/>
-          </w:rPr>
-          <w:rPr>
-            <w:color w:val="0000EE"/>
-            <w:u w:val="single"/>
-          </w:rPr>
-          <w:t>4:1</w:t>
-        </w:r>
-      </w:hyperlink>
+      <w:r>
+        <w:rPr>
+          <w:rtl/>
+          <w:cs/>
+          <w:lang w:val="ar_AE" w:bidi="ar_AE"/>
+        </w:rPr>
+        <w:t>4:1</w:t>
+      </w:r>
       <w:r>
         <w:rPr>
           <w:rtl/>
